--- a/docs/論文_完整版.docx
+++ b/docs/論文_完整版.docx
@@ -15160,7 +15160,358 @@
           <w:i w:val="0"/>
           <w:sz w:val="24"/>
         </w:rPr>
-        <w:t>該腳本依序執行 22 個階段，包括：資料前處理、k-core 過濾、4 個 ablation suites、11 個模型訓練、統計檢定、公平性分析、視覺化、Word 與 PPT 文件生成。全程約 3-4 小時。所有亂數種子已固定（seed=42 為主，multi-seed 用 42/123/2024），在相同硬體環境下結果可完整重現。</w:t>
+        <w:t>該腳本依序執行 22 個階段，包括：資料前處理、k-core 過濾、4 個 ablation suites、16 個模型訓練、統計檢定、公平性分析、視覺化、Word 與 PPT 文件生成。全程約 3-4 小時。所有亂數種子已固定（seed=42 為主，multi-seed 用 42/123/2024），在相同硬體環境下結果可完整重現。</w:t>
+      </w:r>
+    </w:p>
+    <w:p>
+      <w:pPr>
+        <w:pStyle w:val="Heading3"/>
+        <w:spacing w:before="160" w:after="120"/>
+      </w:pPr>
+      <w:r>
+        <w:t>4.9.1 評估結果的「partial_metrics」標記說明</w:t>
+      </w:r>
+    </w:p>
+    <w:p>
+      <w:pPr>
+        <w:spacing w:line="360" w:lineRule="auto" w:after="120"/>
+        <w:ind w:firstLine="420"/>
+      </w:pPr>
+      <w:r>
+        <w:rPr>
+          <w:rFonts w:eastAsia="Microsoft JhengHei" w:ascii="Microsoft JhengHei"/>
+          <w:rFonts w:ascii="Microsoft JhengHei" w:hAnsi="Microsoft JhengHei"/>
+          <w:b w:val="0"/>
+          <w:i w:val="0"/>
+          <w:sz w:val="24"/>
+        </w:rPr>
+        <w:t>本研究的實驗紀錄保留兩份檔案：results/summary.csv 為原始指標彙整；results/summary_clean.csv 額外加入 status 欄位區分模型完成度：</w:t>
+      </w:r>
+    </w:p>
+    <w:tbl>
+      <w:tblPr>
+        <w:tblStyle w:val="LightGrid-Accent1"/>
+        <w:tblW w:type="auto" w:w="0"/>
+        <w:jc w:val="center"/>
+        <w:tblLayout w:type="fixed"/>
+        <w:tblLook w:firstColumn="1" w:firstRow="1" w:lastColumn="0" w:lastRow="0" w:noHBand="0" w:noVBand="1" w:val="04A0"/>
+      </w:tblPr>
+      <w:tblGrid>
+        <w:gridCol w:w="3024"/>
+        <w:gridCol w:w="3024"/>
+        <w:gridCol w:w="3024"/>
+      </w:tblGrid>
+      <w:tr>
+        <w:tc>
+          <w:tcPr>
+            <w:tcW w:type="dxa" w:w="1701"/>
+            <w:vAlign w:val="center"/>
+          </w:tcPr>
+          <w:p>
+            <w:pPr>
+              <w:jc w:val="center"/>
+            </w:pPr>
+            <w:r/>
+            <w:r>
+              <w:rPr>
+                <w:rFonts w:eastAsia="Microsoft JhengHei"/>
+                <w:rFonts w:ascii="Microsoft JhengHei" w:hAnsi="Microsoft JhengHei"/>
+                <w:b/>
+                <w:sz w:val="22"/>
+              </w:rPr>
+              <w:t>status 值</w:t>
+            </w:r>
+          </w:p>
+        </w:tc>
+        <w:tc>
+          <w:tcPr>
+            <w:tcW w:type="dxa" w:w="3969"/>
+            <w:vAlign w:val="center"/>
+          </w:tcPr>
+          <w:p>
+            <w:pPr>
+              <w:jc w:val="center"/>
+            </w:pPr>
+            <w:r/>
+            <w:r>
+              <w:rPr>
+                <w:rFonts w:eastAsia="Microsoft JhengHei"/>
+                <w:rFonts w:ascii="Microsoft JhengHei" w:hAnsi="Microsoft JhengHei"/>
+                <w:b/>
+                <w:sz w:val="22"/>
+              </w:rPr>
+              <w:t>含意</w:t>
+            </w:r>
+          </w:p>
+        </w:tc>
+        <w:tc>
+          <w:tcPr>
+            <w:tcW w:type="dxa" w:w="3402"/>
+            <w:vAlign w:val="center"/>
+          </w:tcPr>
+          <w:p>
+            <w:pPr>
+              <w:jc w:val="center"/>
+            </w:pPr>
+            <w:r/>
+            <w:r>
+              <w:rPr>
+                <w:rFonts w:eastAsia="Microsoft JhengHei"/>
+                <w:rFonts w:ascii="Microsoft JhengHei" w:hAnsi="Microsoft JhengHei"/>
+                <w:b/>
+                <w:sz w:val="22"/>
+              </w:rPr>
+              <w:t>處理建議</w:t>
+            </w:r>
+          </w:p>
+        </w:tc>
+      </w:tr>
+      <w:tr>
+        <w:tc>
+          <w:tcPr>
+            <w:tcW w:type="dxa" w:w="1701"/>
+            <w:vAlign w:val="center"/>
+          </w:tcPr>
+          <w:p>
+            <w:pPr>
+              <w:jc w:val="left"/>
+            </w:pPr>
+            <w:r/>
+            <w:r>
+              <w:rPr>
+                <w:rFonts w:eastAsia="Microsoft JhengHei"/>
+                <w:rFonts w:ascii="Microsoft JhengHei" w:hAnsi="Microsoft JhengHei"/>
+                <w:b w:val="0"/>
+                <w:sz w:val="22"/>
+              </w:rPr>
+              <w:t>complete</w:t>
+            </w:r>
+          </w:p>
+        </w:tc>
+        <w:tc>
+          <w:tcPr>
+            <w:tcW w:type="dxa" w:w="3969"/>
+            <w:vAlign w:val="center"/>
+          </w:tcPr>
+          <w:p>
+            <w:pPr>
+              <w:jc w:val="center"/>
+            </w:pPr>
+            <w:r/>
+            <w:r>
+              <w:rPr>
+                <w:rFonts w:eastAsia="Microsoft JhengHei"/>
+                <w:rFonts w:ascii="Microsoft JhengHei" w:hAnsi="Microsoft JhengHei"/>
+                <w:b w:val="0"/>
+                <w:sz w:val="22"/>
+              </w:rPr>
+              <w:t>所有 14 個指標欄位皆有值</w:t>
+            </w:r>
+          </w:p>
+        </w:tc>
+        <w:tc>
+          <w:tcPr>
+            <w:tcW w:type="dxa" w:w="3402"/>
+            <w:vAlign w:val="center"/>
+          </w:tcPr>
+          <w:p>
+            <w:pPr>
+              <w:jc w:val="center"/>
+            </w:pPr>
+            <w:r/>
+            <w:r>
+              <w:rPr>
+                <w:rFonts w:eastAsia="Microsoft JhengHei"/>
+                <w:rFonts w:ascii="Microsoft JhengHei" w:hAnsi="Microsoft JhengHei"/>
+                <w:b w:val="0"/>
+                <w:sz w:val="22"/>
+              </w:rPr>
+              <w:t>可直接引用</w:t>
+            </w:r>
+          </w:p>
+        </w:tc>
+      </w:tr>
+      <w:tr>
+        <w:tc>
+          <w:tcPr>
+            <w:tcW w:type="dxa" w:w="1701"/>
+            <w:vAlign w:val="center"/>
+          </w:tcPr>
+          <w:p>
+            <w:pPr>
+              <w:jc w:val="left"/>
+            </w:pPr>
+            <w:r/>
+            <w:r>
+              <w:rPr>
+                <w:rFonts w:eastAsia="Microsoft JhengHei"/>
+                <w:rFonts w:ascii="Microsoft JhengHei" w:hAnsi="Microsoft JhengHei"/>
+                <w:b w:val="0"/>
+                <w:sz w:val="22"/>
+              </w:rPr>
+              <w:t>partial_metrics</w:t>
+            </w:r>
+          </w:p>
+        </w:tc>
+        <w:tc>
+          <w:tcPr>
+            <w:tcW w:type="dxa" w:w="3969"/>
+            <w:vAlign w:val="center"/>
+          </w:tcPr>
+          <w:p>
+            <w:pPr>
+              <w:jc w:val="center"/>
+            </w:pPr>
+            <w:r/>
+            <w:r>
+              <w:rPr>
+                <w:rFonts w:eastAsia="Microsoft JhengHei"/>
+                <w:rFonts w:ascii="Microsoft JhengHei" w:hAnsi="Microsoft JhengHei"/>
+                <w:b w:val="0"/>
+                <w:sz w:val="22"/>
+              </w:rPr>
+              <w:t>至少缺一個指標（早期 checkpoint 評估時未帶 item_pop 參數）</w:t>
+            </w:r>
+          </w:p>
+        </w:tc>
+        <w:tc>
+          <w:tcPr>
+            <w:tcW w:type="dxa" w:w="3402"/>
+            <w:vAlign w:val="center"/>
+          </w:tcPr>
+          <w:p>
+            <w:pPr>
+              <w:jc w:val="center"/>
+            </w:pPr>
+            <w:r/>
+            <w:r>
+              <w:rPr>
+                <w:rFonts w:eastAsia="Microsoft JhengHei"/>
+                <w:rFonts w:ascii="Microsoft JhengHei" w:hAnsi="Microsoft JhengHei"/>
+                <w:b w:val="0"/>
+                <w:sz w:val="22"/>
+              </w:rPr>
+              <w:t>執行 python -m src.recompute_full_metrics 自動補齊</w:t>
+            </w:r>
+          </w:p>
+        </w:tc>
+      </w:tr>
+    </w:tbl>
+    <w:p>
+      <w:pPr>
+        <w:spacing w:line="360" w:lineRule="auto" w:after="120"/>
+        <w:ind w:firstLine="420"/>
+      </w:pPr>
+      <w:r>
+        <w:rPr>
+          <w:rFonts w:eastAsia="Microsoft JhengHei" w:ascii="Microsoft JhengHei"/>
+          <w:rFonts w:ascii="Microsoft JhengHei" w:hAnsi="Microsoft JhengHei"/>
+          <w:b w:val="0"/>
+          <w:i w:val="0"/>
+          <w:sz w:val="24"/>
+        </w:rPr>
+        <w:t>本研究在最終定稿時，已對所有舊版 checkpoint 重新跑完整評估，summary.csv 中 16 個模型皆為 complete 狀態，無 NA 缺值。保留此機制是為了學術誠信：缺值就標記、不偽造數字，未來若新增模型亦可被檢測出。</w:t>
+      </w:r>
+    </w:p>
+    <w:p>
+      <w:pPr>
+        <w:pStyle w:val="Heading3"/>
+        <w:spacing w:before="160" w:after="120"/>
+      </w:pPr>
+      <w:r>
+        <w:t>4.9.2 完整測試套件</w:t>
+      </w:r>
+    </w:p>
+    <w:p>
+      <w:pPr>
+        <w:spacing w:line="360" w:lineRule="auto" w:after="120"/>
+        <w:ind w:firstLine="420"/>
+      </w:pPr>
+      <w:r>
+        <w:rPr>
+          <w:rFonts w:eastAsia="Microsoft JhengHei" w:ascii="Microsoft JhengHei"/>
+          <w:rFonts w:ascii="Microsoft JhengHei" w:hAnsi="Microsoft JhengHei"/>
+          <w:b w:val="0"/>
+          <w:i w:val="0"/>
+          <w:sz w:val="24"/>
+        </w:rPr>
+        <w:t>tests/ 目錄下含 34 個 pytest 測試，分為四類：</w:t>
+      </w:r>
+    </w:p>
+    <w:p>
+      <w:pPr>
+        <w:pStyle w:val="ListBullet"/>
+        <w:spacing w:line="336" w:lineRule="auto"/>
+        <w:ind w:left="420"/>
+      </w:pPr>
+      <w:r>
+        <w:rPr>
+          <w:rFonts w:eastAsia="Microsoft JhengHei" w:ascii="Microsoft JhengHei"/>
+          <w:rFonts w:ascii="Microsoft JhengHei" w:hAnsi="Microsoft JhengHei"/>
+          <w:sz w:val="24"/>
+        </w:rPr>
+        <w:t>資料切分測試 (test_data_splits.py)：驗證時序切分正確、無 leakage、k-core ≥ 5 過濾、remap 雙射性</w:t>
+      </w:r>
+    </w:p>
+    <w:p>
+      <w:pPr>
+        <w:pStyle w:val="ListBullet"/>
+        <w:spacing w:line="336" w:lineRule="auto"/>
+        <w:ind w:left="420"/>
+      </w:pPr>
+      <w:r>
+        <w:rPr>
+          <w:rFonts w:eastAsia="Microsoft JhengHei" w:ascii="Microsoft JhengHei"/>
+          <w:rFonts w:ascii="Microsoft JhengHei" w:hAnsi="Microsoft JhengHei"/>
+          <w:sz w:val="24"/>
+        </w:rPr>
+        <w:t>推薦邏輯測試 (test_recommendation_logic.py)：驗證已借過的書不重複推薦、Top-K 排序、Coverage/Novelty/MRR 邊界</w:t>
+      </w:r>
+    </w:p>
+    <w:p>
+      <w:pPr>
+        <w:pStyle w:val="ListBullet"/>
+        <w:spacing w:line="336" w:lineRule="auto"/>
+        <w:ind w:left="420"/>
+      </w:pPr>
+      <w:r>
+        <w:rPr>
+          <w:rFonts w:eastAsia="Microsoft JhengHei" w:ascii="Microsoft JhengHei"/>
+          <w:rFonts w:ascii="Microsoft JhengHei" w:hAnsi="Microsoft JhengHei"/>
+          <w:sz w:val="24"/>
+        </w:rPr>
+        <w:t>API 端點測試 (test_api_endpoints.py)：FastAPI 全部端點可呼叫且回應符合 schema</w:t>
+      </w:r>
+    </w:p>
+    <w:p>
+      <w:pPr>
+        <w:pStyle w:val="ListBullet"/>
+        <w:spacing w:line="336" w:lineRule="auto"/>
+        <w:ind w:left="420"/>
+      </w:pPr>
+      <w:r>
+        <w:rPr>
+          <w:rFonts w:eastAsia="Microsoft JhengHei" w:ascii="Microsoft JhengHei"/>
+          <w:rFonts w:ascii="Microsoft JhengHei" w:hAnsi="Microsoft JhengHei"/>
+          <w:sz w:val="24"/>
+        </w:rPr>
+        <w:t>核心元件測試 (test_evaluate.py / test_lightgcn.py / test_metrics_summary.py)：evaluate_topk、LightGCN forward、summary 輔助函數</w:t>
+      </w:r>
+    </w:p>
+    <w:p>
+      <w:pPr>
+        <w:spacing w:line="360" w:lineRule="auto" w:after="120"/>
+        <w:ind w:firstLine="420"/>
+      </w:pPr>
+      <w:r>
+        <w:rPr>
+          <w:rFonts w:eastAsia="Microsoft JhengHei" w:ascii="Microsoft JhengHei"/>
+          <w:rFonts w:ascii="Microsoft JhengHei" w:hAnsi="Microsoft JhengHei"/>
+          <w:b w:val="0"/>
+          <w:i w:val="0"/>
+          <w:sz w:val="24"/>
+        </w:rPr>
+        <w:t>執行：python -m pytest（Windows OneDrive 路徑需加 --basetemp 參數，pytest.ini 已設定）。</w:t>
       </w:r>
     </w:p>
     <w:p>

--- a/docs/論文_完整版.docx
+++ b/docs/論文_完整版.docx
@@ -17081,6 +17081,2027 @@
           <w:sz w:val="24"/>
         </w:rPr>
         <w:t>綜上所述，本研究的商業價值主要體現在三個層面：(1) 直接應用，可改善大學／公共圖書館的讀者體驗與營運效率，雖屬垂直市場但需求真實；(2) 技術遷移，可移植至電商、影音、學習等千億級市場，同一套架構與部署模式可重複利用；(3) 學術貢獻，完整、可重現、嚴謹，已具備投稿研討會的方法學品質。儘管要實際商品化仍有 ILS 整合、規模化等工程挑戰，本研究已驗證 GNN 推薦在中型圖書館場景的技術可行性，為產學銜接奠定基礎。</w:t>
+      </w:r>
+    </w:p>
+    <w:p>
+      <w:pPr>
+        <w:pStyle w:val="Heading2"/>
+        <w:spacing w:before="240" w:after="160"/>
+      </w:pPr>
+      <w:r>
+        <w:t>4.11 進階優化嘗試 (Advanced Optimizations)</w:t>
+      </w:r>
+    </w:p>
+    <w:p>
+      <w:pPr>
+        <w:spacing w:line="360" w:lineRule="auto" w:after="120"/>
+        <w:ind w:firstLine="420"/>
+      </w:pPr>
+      <w:r>
+        <w:rPr>
+          <w:rFonts w:eastAsia="Microsoft JhengHei" w:ascii="Microsoft JhengHei"/>
+          <w:rFonts w:ascii="Microsoft JhengHei" w:hAnsi="Microsoft JhengHei"/>
+          <w:b w:val="0"/>
+          <w:i w:val="0"/>
+          <w:sz w:val="24"/>
+        </w:rPr>
+        <w:t>本節彙總本研究在 LightGCN-Multi-Opt 確立為最佳模型後，進一步嘗試的四項優化方向，包括：multi-seed 統計驗證、進階負例採樣、推薦重排序 (re-ranking) 與 BERT/Cover 失敗模式分析。</w:t>
+      </w:r>
+    </w:p>
+    <w:p>
+      <w:pPr>
+        <w:pStyle w:val="Heading3"/>
+        <w:spacing w:before="160" w:after="120"/>
+      </w:pPr>
+      <w:r>
+        <w:t>4.11.1 LightGCN-Multi-Opt 的 multi-seed 驗證</w:t>
+      </w:r>
+    </w:p>
+    <w:p>
+      <w:pPr>
+        <w:spacing w:line="360" w:lineRule="auto" w:after="120"/>
+        <w:ind w:firstLine="420"/>
+      </w:pPr>
+      <w:r>
+        <w:rPr>
+          <w:rFonts w:eastAsia="Microsoft JhengHei" w:ascii="Microsoft JhengHei"/>
+          <w:rFonts w:ascii="Microsoft JhengHei" w:hAnsi="Microsoft JhengHei"/>
+          <w:b w:val="0"/>
+          <w:i w:val="0"/>
+          <w:sz w:val="24"/>
+        </w:rPr>
+        <w:t>為驗證最佳模型不是「seed=42 的好運」，我們以同樣超參數 (embed=128, layers=2, lr=2.81e-3, batch=2048, decay=5.65e-5) 重新訓練 seed=123 與 seed=2024 兩個版本，並計算三個 seed 的 mean ± std：</w:t>
+      </w:r>
+    </w:p>
+    <w:tbl>
+      <w:tblPr>
+        <w:tblStyle w:val="LightGrid-Accent1"/>
+        <w:tblW w:type="auto" w:w="0"/>
+        <w:jc w:val="center"/>
+        <w:tblLayout w:type="fixed"/>
+        <w:tblLook w:firstColumn="1" w:firstRow="1" w:lastColumn="0" w:lastRow="0" w:noHBand="0" w:noVBand="1" w:val="04A0"/>
+      </w:tblPr>
+      <w:tblGrid>
+        <w:gridCol w:w="1814"/>
+        <w:gridCol w:w="1814"/>
+        <w:gridCol w:w="1814"/>
+        <w:gridCol w:w="1814"/>
+        <w:gridCol w:w="1814"/>
+      </w:tblGrid>
+      <w:tr>
+        <w:tc>
+          <w:tcPr>
+            <w:tcW w:type="dxa" w:w="1701"/>
+            <w:vAlign w:val="center"/>
+          </w:tcPr>
+          <w:p>
+            <w:pPr>
+              <w:jc w:val="center"/>
+            </w:pPr>
+            <w:r/>
+            <w:r>
+              <w:rPr>
+                <w:rFonts w:eastAsia="Microsoft JhengHei"/>
+                <w:rFonts w:ascii="Microsoft JhengHei" w:hAnsi="Microsoft JhengHei"/>
+                <w:b/>
+                <w:sz w:val="22"/>
+              </w:rPr>
+              <w:t>指標</w:t>
+            </w:r>
+          </w:p>
+        </w:tc>
+        <w:tc>
+          <w:tcPr>
+            <w:tcW w:type="dxa" w:w="1417"/>
+            <w:vAlign w:val="center"/>
+          </w:tcPr>
+          <w:p>
+            <w:pPr>
+              <w:jc w:val="center"/>
+            </w:pPr>
+            <w:r/>
+            <w:r>
+              <w:rPr>
+                <w:rFonts w:eastAsia="Microsoft JhengHei"/>
+                <w:rFonts w:ascii="Microsoft JhengHei" w:hAnsi="Microsoft JhengHei"/>
+                <w:b/>
+                <w:sz w:val="22"/>
+              </w:rPr>
+              <w:t>seed=42</w:t>
+            </w:r>
+          </w:p>
+        </w:tc>
+        <w:tc>
+          <w:tcPr>
+            <w:tcW w:type="dxa" w:w="1417"/>
+            <w:vAlign w:val="center"/>
+          </w:tcPr>
+          <w:p>
+            <w:pPr>
+              <w:jc w:val="center"/>
+            </w:pPr>
+            <w:r/>
+            <w:r>
+              <w:rPr>
+                <w:rFonts w:eastAsia="Microsoft JhengHei"/>
+                <w:rFonts w:ascii="Microsoft JhengHei" w:hAnsi="Microsoft JhengHei"/>
+                <w:b/>
+                <w:sz w:val="22"/>
+              </w:rPr>
+              <w:t>seed=123</w:t>
+            </w:r>
+          </w:p>
+        </w:tc>
+        <w:tc>
+          <w:tcPr>
+            <w:tcW w:type="dxa" w:w="1417"/>
+            <w:vAlign w:val="center"/>
+          </w:tcPr>
+          <w:p>
+            <w:pPr>
+              <w:jc w:val="center"/>
+            </w:pPr>
+            <w:r/>
+            <w:r>
+              <w:rPr>
+                <w:rFonts w:eastAsia="Microsoft JhengHei"/>
+                <w:rFonts w:ascii="Microsoft JhengHei" w:hAnsi="Microsoft JhengHei"/>
+                <w:b/>
+                <w:sz w:val="22"/>
+              </w:rPr>
+              <w:t>seed=2024</w:t>
+            </w:r>
+          </w:p>
+        </w:tc>
+        <w:tc>
+          <w:tcPr>
+            <w:tcW w:type="dxa" w:w="2268"/>
+            <w:vAlign w:val="center"/>
+          </w:tcPr>
+          <w:p>
+            <w:pPr>
+              <w:jc w:val="center"/>
+            </w:pPr>
+            <w:r/>
+            <w:r>
+              <w:rPr>
+                <w:rFonts w:eastAsia="Microsoft JhengHei"/>
+                <w:rFonts w:ascii="Microsoft JhengHei" w:hAnsi="Microsoft JhengHei"/>
+                <w:b/>
+                <w:sz w:val="22"/>
+              </w:rPr>
+              <w:t>Mean ± Std</w:t>
+            </w:r>
+          </w:p>
+        </w:tc>
+      </w:tr>
+      <w:tr>
+        <w:tc>
+          <w:tcPr>
+            <w:tcW w:type="dxa" w:w="1701"/>
+            <w:vAlign w:val="center"/>
+          </w:tcPr>
+          <w:p>
+            <w:pPr>
+              <w:jc w:val="left"/>
+            </w:pPr>
+            <w:r/>
+            <w:r>
+              <w:rPr>
+                <w:rFonts w:eastAsia="Microsoft JhengHei"/>
+                <w:rFonts w:ascii="Microsoft JhengHei" w:hAnsi="Microsoft JhengHei"/>
+                <w:b w:val="0"/>
+                <w:sz w:val="22"/>
+              </w:rPr>
+              <w:t>Recall@10</w:t>
+            </w:r>
+          </w:p>
+        </w:tc>
+        <w:tc>
+          <w:tcPr>
+            <w:tcW w:type="dxa" w:w="1417"/>
+            <w:vAlign w:val="center"/>
+          </w:tcPr>
+          <w:p>
+            <w:pPr>
+              <w:jc w:val="center"/>
+            </w:pPr>
+            <w:r/>
+            <w:r>
+              <w:rPr>
+                <w:rFonts w:eastAsia="Microsoft JhengHei"/>
+                <w:rFonts w:ascii="Microsoft JhengHei" w:hAnsi="Microsoft JhengHei"/>
+                <w:b w:val="0"/>
+                <w:sz w:val="22"/>
+              </w:rPr>
+              <w:t>0.2707</w:t>
+            </w:r>
+          </w:p>
+        </w:tc>
+        <w:tc>
+          <w:tcPr>
+            <w:tcW w:type="dxa" w:w="1417"/>
+            <w:vAlign w:val="center"/>
+          </w:tcPr>
+          <w:p>
+            <w:pPr>
+              <w:jc w:val="center"/>
+            </w:pPr>
+            <w:r/>
+            <w:r>
+              <w:rPr>
+                <w:rFonts w:eastAsia="Microsoft JhengHei"/>
+                <w:rFonts w:ascii="Microsoft JhengHei" w:hAnsi="Microsoft JhengHei"/>
+                <w:b w:val="0"/>
+                <w:sz w:val="22"/>
+              </w:rPr>
+              <w:t>0.2712</w:t>
+            </w:r>
+          </w:p>
+        </w:tc>
+        <w:tc>
+          <w:tcPr>
+            <w:tcW w:type="dxa" w:w="1417"/>
+            <w:vAlign w:val="center"/>
+          </w:tcPr>
+          <w:p>
+            <w:pPr>
+              <w:jc w:val="center"/>
+            </w:pPr>
+            <w:r/>
+            <w:r>
+              <w:rPr>
+                <w:rFonts w:eastAsia="Microsoft JhengHei"/>
+                <w:rFonts w:ascii="Microsoft JhengHei" w:hAnsi="Microsoft JhengHei"/>
+                <w:b w:val="0"/>
+                <w:sz w:val="22"/>
+              </w:rPr>
+              <w:t>0.2715</w:t>
+            </w:r>
+          </w:p>
+        </w:tc>
+        <w:tc>
+          <w:tcPr>
+            <w:tcW w:type="dxa" w:w="2268"/>
+            <w:vAlign w:val="center"/>
+          </w:tcPr>
+          <w:p>
+            <w:pPr>
+              <w:jc w:val="center"/>
+            </w:pPr>
+            <w:r/>
+            <w:r>
+              <w:rPr>
+                <w:rFonts w:eastAsia="Microsoft JhengHei"/>
+                <w:rFonts w:ascii="Microsoft JhengHei" w:hAnsi="Microsoft JhengHei"/>
+                <w:b w:val="0"/>
+                <w:sz w:val="22"/>
+              </w:rPr>
+              <w:t>0.2711 ± 0.0004</w:t>
+            </w:r>
+          </w:p>
+        </w:tc>
+      </w:tr>
+      <w:tr>
+        <w:tc>
+          <w:tcPr>
+            <w:tcW w:type="dxa" w:w="1701"/>
+            <w:vAlign w:val="center"/>
+          </w:tcPr>
+          <w:p>
+            <w:pPr>
+              <w:jc w:val="left"/>
+            </w:pPr>
+            <w:r/>
+            <w:r>
+              <w:rPr>
+                <w:rFonts w:eastAsia="Microsoft JhengHei"/>
+                <w:rFonts w:ascii="Microsoft JhengHei" w:hAnsi="Microsoft JhengHei"/>
+                <w:b w:val="0"/>
+                <w:sz w:val="22"/>
+              </w:rPr>
+              <w:t>Recall@20</w:t>
+            </w:r>
+          </w:p>
+        </w:tc>
+        <w:tc>
+          <w:tcPr>
+            <w:tcW w:type="dxa" w:w="1417"/>
+            <w:vAlign w:val="center"/>
+          </w:tcPr>
+          <w:p>
+            <w:pPr>
+              <w:jc w:val="center"/>
+            </w:pPr>
+            <w:r/>
+            <w:r>
+              <w:rPr>
+                <w:rFonts w:eastAsia="Microsoft JhengHei"/>
+                <w:rFonts w:ascii="Microsoft JhengHei" w:hAnsi="Microsoft JhengHei"/>
+                <w:b w:val="0"/>
+                <w:sz w:val="22"/>
+              </w:rPr>
+              <w:t>0.3015</w:t>
+            </w:r>
+          </w:p>
+        </w:tc>
+        <w:tc>
+          <w:tcPr>
+            <w:tcW w:type="dxa" w:w="1417"/>
+            <w:vAlign w:val="center"/>
+          </w:tcPr>
+          <w:p>
+            <w:pPr>
+              <w:jc w:val="center"/>
+            </w:pPr>
+            <w:r/>
+            <w:r>
+              <w:rPr>
+                <w:rFonts w:eastAsia="Microsoft JhengHei"/>
+                <w:rFonts w:ascii="Microsoft JhengHei" w:hAnsi="Microsoft JhengHei"/>
+                <w:b w:val="0"/>
+                <w:sz w:val="22"/>
+              </w:rPr>
+              <w:t>0.3028</w:t>
+            </w:r>
+          </w:p>
+        </w:tc>
+        <w:tc>
+          <w:tcPr>
+            <w:tcW w:type="dxa" w:w="1417"/>
+            <w:vAlign w:val="center"/>
+          </w:tcPr>
+          <w:p>
+            <w:pPr>
+              <w:jc w:val="center"/>
+            </w:pPr>
+            <w:r/>
+            <w:r>
+              <w:rPr>
+                <w:rFonts w:eastAsia="Microsoft JhengHei"/>
+                <w:rFonts w:ascii="Microsoft JhengHei" w:hAnsi="Microsoft JhengHei"/>
+                <w:b w:val="0"/>
+                <w:sz w:val="22"/>
+              </w:rPr>
+              <w:t>0.3021</w:t>
+            </w:r>
+          </w:p>
+        </w:tc>
+        <w:tc>
+          <w:tcPr>
+            <w:tcW w:type="dxa" w:w="2268"/>
+            <w:vAlign w:val="center"/>
+          </w:tcPr>
+          <w:p>
+            <w:pPr>
+              <w:jc w:val="center"/>
+            </w:pPr>
+            <w:r/>
+            <w:r>
+              <w:rPr>
+                <w:rFonts w:eastAsia="Microsoft JhengHei"/>
+                <w:rFonts w:ascii="Microsoft JhengHei" w:hAnsi="Microsoft JhengHei"/>
+                <w:b w:val="0"/>
+                <w:sz w:val="22"/>
+              </w:rPr>
+              <w:t>0.3021 ± 0.0006</w:t>
+            </w:r>
+          </w:p>
+        </w:tc>
+      </w:tr>
+      <w:tr>
+        <w:tc>
+          <w:tcPr>
+            <w:tcW w:type="dxa" w:w="1701"/>
+            <w:vAlign w:val="center"/>
+          </w:tcPr>
+          <w:p>
+            <w:pPr>
+              <w:jc w:val="left"/>
+            </w:pPr>
+            <w:r/>
+            <w:r>
+              <w:rPr>
+                <w:rFonts w:eastAsia="Microsoft JhengHei"/>
+                <w:rFonts w:ascii="Microsoft JhengHei" w:hAnsi="Microsoft JhengHei"/>
+                <w:b w:val="0"/>
+                <w:sz w:val="22"/>
+              </w:rPr>
+              <w:t>NDCG@10</w:t>
+            </w:r>
+          </w:p>
+        </w:tc>
+        <w:tc>
+          <w:tcPr>
+            <w:tcW w:type="dxa" w:w="1417"/>
+            <w:vAlign w:val="center"/>
+          </w:tcPr>
+          <w:p>
+            <w:pPr>
+              <w:jc w:val="center"/>
+            </w:pPr>
+            <w:r/>
+            <w:r>
+              <w:rPr>
+                <w:rFonts w:eastAsia="Microsoft JhengHei"/>
+                <w:rFonts w:ascii="Microsoft JhengHei" w:hAnsi="Microsoft JhengHei"/>
+                <w:b w:val="0"/>
+                <w:sz w:val="22"/>
+              </w:rPr>
+              <w:t>0.2232</w:t>
+            </w:r>
+          </w:p>
+        </w:tc>
+        <w:tc>
+          <w:tcPr>
+            <w:tcW w:type="dxa" w:w="1417"/>
+            <w:vAlign w:val="center"/>
+          </w:tcPr>
+          <w:p>
+            <w:pPr>
+              <w:jc w:val="center"/>
+            </w:pPr>
+            <w:r/>
+            <w:r>
+              <w:rPr>
+                <w:rFonts w:eastAsia="Microsoft JhengHei"/>
+                <w:rFonts w:ascii="Microsoft JhengHei" w:hAnsi="Microsoft JhengHei"/>
+                <w:b w:val="0"/>
+                <w:sz w:val="22"/>
+              </w:rPr>
+              <w:t>0.2243</w:t>
+            </w:r>
+          </w:p>
+        </w:tc>
+        <w:tc>
+          <w:tcPr>
+            <w:tcW w:type="dxa" w:w="1417"/>
+            <w:vAlign w:val="center"/>
+          </w:tcPr>
+          <w:p>
+            <w:pPr>
+              <w:jc w:val="center"/>
+            </w:pPr>
+            <w:r/>
+            <w:r>
+              <w:rPr>
+                <w:rFonts w:eastAsia="Microsoft JhengHei"/>
+                <w:rFonts w:ascii="Microsoft JhengHei" w:hAnsi="Microsoft JhengHei"/>
+                <w:b w:val="0"/>
+                <w:sz w:val="22"/>
+              </w:rPr>
+              <w:t>0.2222</w:t>
+            </w:r>
+          </w:p>
+        </w:tc>
+        <w:tc>
+          <w:tcPr>
+            <w:tcW w:type="dxa" w:w="2268"/>
+            <w:vAlign w:val="center"/>
+          </w:tcPr>
+          <w:p>
+            <w:pPr>
+              <w:jc w:val="center"/>
+            </w:pPr>
+            <w:r/>
+            <w:r>
+              <w:rPr>
+                <w:rFonts w:eastAsia="Microsoft JhengHei"/>
+                <w:rFonts w:ascii="Microsoft JhengHei" w:hAnsi="Microsoft JhengHei"/>
+                <w:b w:val="0"/>
+                <w:sz w:val="22"/>
+              </w:rPr>
+              <w:t>0.2232 ± 0.0011</w:t>
+            </w:r>
+          </w:p>
+        </w:tc>
+      </w:tr>
+      <w:tr>
+        <w:tc>
+          <w:tcPr>
+            <w:tcW w:type="dxa" w:w="1701"/>
+            <w:vAlign w:val="center"/>
+          </w:tcPr>
+          <w:p>
+            <w:pPr>
+              <w:jc w:val="left"/>
+            </w:pPr>
+            <w:r/>
+            <w:r>
+              <w:rPr>
+                <w:rFonts w:eastAsia="Microsoft JhengHei"/>
+                <w:rFonts w:ascii="Microsoft JhengHei" w:hAnsi="Microsoft JhengHei"/>
+                <w:b w:val="0"/>
+                <w:sz w:val="22"/>
+              </w:rPr>
+              <w:t>Hit@10</w:t>
+            </w:r>
+          </w:p>
+        </w:tc>
+        <w:tc>
+          <w:tcPr>
+            <w:tcW w:type="dxa" w:w="1417"/>
+            <w:vAlign w:val="center"/>
+          </w:tcPr>
+          <w:p>
+            <w:pPr>
+              <w:jc w:val="center"/>
+            </w:pPr>
+            <w:r/>
+            <w:r>
+              <w:rPr>
+                <w:rFonts w:eastAsia="Microsoft JhengHei"/>
+                <w:rFonts w:ascii="Microsoft JhengHei" w:hAnsi="Microsoft JhengHei"/>
+                <w:b w:val="0"/>
+                <w:sz w:val="22"/>
+              </w:rPr>
+              <w:t>0.4307</w:t>
+            </w:r>
+          </w:p>
+        </w:tc>
+        <w:tc>
+          <w:tcPr>
+            <w:tcW w:type="dxa" w:w="1417"/>
+            <w:vAlign w:val="center"/>
+          </w:tcPr>
+          <w:p>
+            <w:pPr>
+              <w:jc w:val="center"/>
+            </w:pPr>
+            <w:r/>
+            <w:r>
+              <w:rPr>
+                <w:rFonts w:eastAsia="Microsoft JhengHei"/>
+                <w:rFonts w:ascii="Microsoft JhengHei" w:hAnsi="Microsoft JhengHei"/>
+                <w:b w:val="0"/>
+                <w:sz w:val="22"/>
+              </w:rPr>
+              <w:t>0.4320</w:t>
+            </w:r>
+          </w:p>
+        </w:tc>
+        <w:tc>
+          <w:tcPr>
+            <w:tcW w:type="dxa" w:w="1417"/>
+            <w:vAlign w:val="center"/>
+          </w:tcPr>
+          <w:p>
+            <w:pPr>
+              <w:jc w:val="center"/>
+            </w:pPr>
+            <w:r/>
+            <w:r>
+              <w:rPr>
+                <w:rFonts w:eastAsia="Microsoft JhengHei"/>
+                <w:rFonts w:ascii="Microsoft JhengHei" w:hAnsi="Microsoft JhengHei"/>
+                <w:b w:val="0"/>
+                <w:sz w:val="22"/>
+              </w:rPr>
+              <w:t>0.4302</w:t>
+            </w:r>
+          </w:p>
+        </w:tc>
+        <w:tc>
+          <w:tcPr>
+            <w:tcW w:type="dxa" w:w="2268"/>
+            <w:vAlign w:val="center"/>
+          </w:tcPr>
+          <w:p>
+            <w:pPr>
+              <w:jc w:val="center"/>
+            </w:pPr>
+            <w:r/>
+            <w:r>
+              <w:rPr>
+                <w:rFonts w:eastAsia="Microsoft JhengHei"/>
+                <w:rFonts w:ascii="Microsoft JhengHei" w:hAnsi="Microsoft JhengHei"/>
+                <w:b w:val="0"/>
+                <w:sz w:val="22"/>
+              </w:rPr>
+              <w:t>0.4310 ± 0.0009</w:t>
+            </w:r>
+          </w:p>
+        </w:tc>
+      </w:tr>
+      <w:tr>
+        <w:tc>
+          <w:tcPr>
+            <w:tcW w:type="dxa" w:w="1701"/>
+            <w:vAlign w:val="center"/>
+          </w:tcPr>
+          <w:p>
+            <w:pPr>
+              <w:jc w:val="left"/>
+            </w:pPr>
+            <w:r/>
+            <w:r>
+              <w:rPr>
+                <w:rFonts w:eastAsia="Microsoft JhengHei"/>
+                <w:rFonts w:ascii="Microsoft JhengHei" w:hAnsi="Microsoft JhengHei"/>
+                <w:b w:val="0"/>
+                <w:sz w:val="22"/>
+              </w:rPr>
+              <w:t>Coverage@10</w:t>
+            </w:r>
+          </w:p>
+        </w:tc>
+        <w:tc>
+          <w:tcPr>
+            <w:tcW w:type="dxa" w:w="1417"/>
+            <w:vAlign w:val="center"/>
+          </w:tcPr>
+          <w:p>
+            <w:pPr>
+              <w:jc w:val="center"/>
+            </w:pPr>
+            <w:r/>
+            <w:r>
+              <w:rPr>
+                <w:rFonts w:eastAsia="Microsoft JhengHei"/>
+                <w:rFonts w:ascii="Microsoft JhengHei" w:hAnsi="Microsoft JhengHei"/>
+                <w:b w:val="0"/>
+                <w:sz w:val="22"/>
+              </w:rPr>
+              <w:t>0.2652</w:t>
+            </w:r>
+          </w:p>
+        </w:tc>
+        <w:tc>
+          <w:tcPr>
+            <w:tcW w:type="dxa" w:w="1417"/>
+            <w:vAlign w:val="center"/>
+          </w:tcPr>
+          <w:p>
+            <w:pPr>
+              <w:jc w:val="center"/>
+            </w:pPr>
+            <w:r/>
+            <w:r>
+              <w:rPr>
+                <w:rFonts w:eastAsia="Microsoft JhengHei"/>
+                <w:rFonts w:ascii="Microsoft JhengHei" w:hAnsi="Microsoft JhengHei"/>
+                <w:b w:val="0"/>
+                <w:sz w:val="22"/>
+              </w:rPr>
+              <w:t>0.2568</w:t>
+            </w:r>
+          </w:p>
+        </w:tc>
+        <w:tc>
+          <w:tcPr>
+            <w:tcW w:type="dxa" w:w="1417"/>
+            <w:vAlign w:val="center"/>
+          </w:tcPr>
+          <w:p>
+            <w:pPr>
+              <w:jc w:val="center"/>
+            </w:pPr>
+            <w:r/>
+            <w:r>
+              <w:rPr>
+                <w:rFonts w:eastAsia="Microsoft JhengHei"/>
+                <w:rFonts w:ascii="Microsoft JhengHei" w:hAnsi="Microsoft JhengHei"/>
+                <w:b w:val="0"/>
+                <w:sz w:val="22"/>
+              </w:rPr>
+              <w:t>0.2884</w:t>
+            </w:r>
+          </w:p>
+        </w:tc>
+        <w:tc>
+          <w:tcPr>
+            <w:tcW w:type="dxa" w:w="2268"/>
+            <w:vAlign w:val="center"/>
+          </w:tcPr>
+          <w:p>
+            <w:pPr>
+              <w:jc w:val="center"/>
+            </w:pPr>
+            <w:r/>
+            <w:r>
+              <w:rPr>
+                <w:rFonts w:eastAsia="Microsoft JhengHei"/>
+                <w:rFonts w:ascii="Microsoft JhengHei" w:hAnsi="Microsoft JhengHei"/>
+                <w:b w:val="0"/>
+                <w:sz w:val="22"/>
+              </w:rPr>
+              <w:t>0.2701 ± 0.0164</w:t>
+            </w:r>
+          </w:p>
+        </w:tc>
+      </w:tr>
+      <w:tr>
+        <w:tc>
+          <w:tcPr>
+            <w:tcW w:type="dxa" w:w="1701"/>
+            <w:vAlign w:val="center"/>
+          </w:tcPr>
+          <w:p>
+            <w:pPr>
+              <w:jc w:val="left"/>
+            </w:pPr>
+            <w:r/>
+            <w:r>
+              <w:rPr>
+                <w:rFonts w:eastAsia="Microsoft JhengHei"/>
+                <w:rFonts w:ascii="Microsoft JhengHei" w:hAnsi="Microsoft JhengHei"/>
+                <w:b w:val="0"/>
+                <w:sz w:val="22"/>
+              </w:rPr>
+              <w:t>Novelty@10</w:t>
+            </w:r>
+          </w:p>
+        </w:tc>
+        <w:tc>
+          <w:tcPr>
+            <w:tcW w:type="dxa" w:w="1417"/>
+            <w:vAlign w:val="center"/>
+          </w:tcPr>
+          <w:p>
+            <w:pPr>
+              <w:jc w:val="center"/>
+            </w:pPr>
+            <w:r/>
+            <w:r>
+              <w:rPr>
+                <w:rFonts w:eastAsia="Microsoft JhengHei"/>
+                <w:rFonts w:ascii="Microsoft JhengHei" w:hAnsi="Microsoft JhengHei"/>
+                <w:b w:val="0"/>
+                <w:sz w:val="22"/>
+              </w:rPr>
+              <w:t>0.3994</w:t>
+            </w:r>
+          </w:p>
+        </w:tc>
+        <w:tc>
+          <w:tcPr>
+            <w:tcW w:type="dxa" w:w="1417"/>
+            <w:vAlign w:val="center"/>
+          </w:tcPr>
+          <w:p>
+            <w:pPr>
+              <w:jc w:val="center"/>
+            </w:pPr>
+            <w:r/>
+            <w:r>
+              <w:rPr>
+                <w:rFonts w:eastAsia="Microsoft JhengHei"/>
+                <w:rFonts w:ascii="Microsoft JhengHei" w:hAnsi="Microsoft JhengHei"/>
+                <w:b w:val="0"/>
+                <w:sz w:val="22"/>
+              </w:rPr>
+              <w:t>0.3979</w:t>
+            </w:r>
+          </w:p>
+        </w:tc>
+        <w:tc>
+          <w:tcPr>
+            <w:tcW w:type="dxa" w:w="1417"/>
+            <w:vAlign w:val="center"/>
+          </w:tcPr>
+          <w:p>
+            <w:pPr>
+              <w:jc w:val="center"/>
+            </w:pPr>
+            <w:r/>
+            <w:r>
+              <w:rPr>
+                <w:rFonts w:eastAsia="Microsoft JhengHei"/>
+                <w:rFonts w:ascii="Microsoft JhengHei" w:hAnsi="Microsoft JhengHei"/>
+                <w:b w:val="0"/>
+                <w:sz w:val="22"/>
+              </w:rPr>
+              <w:t>0.4080</w:t>
+            </w:r>
+          </w:p>
+        </w:tc>
+        <w:tc>
+          <w:tcPr>
+            <w:tcW w:type="dxa" w:w="2268"/>
+            <w:vAlign w:val="center"/>
+          </w:tcPr>
+          <w:p>
+            <w:pPr>
+              <w:jc w:val="center"/>
+            </w:pPr>
+            <w:r/>
+            <w:r>
+              <w:rPr>
+                <w:rFonts w:eastAsia="Microsoft JhengHei"/>
+                <w:rFonts w:ascii="Microsoft JhengHei" w:hAnsi="Microsoft JhengHei"/>
+                <w:b w:val="0"/>
+                <w:sz w:val="22"/>
+              </w:rPr>
+              <w:t>0.4018 ± 0.0054</w:t>
+            </w:r>
+          </w:p>
+        </w:tc>
+      </w:tr>
+      <w:tr>
+        <w:tc>
+          <w:tcPr>
+            <w:tcW w:type="dxa" w:w="1701"/>
+            <w:vAlign w:val="center"/>
+          </w:tcPr>
+          <w:p>
+            <w:pPr>
+              <w:jc w:val="left"/>
+            </w:pPr>
+            <w:r/>
+            <w:r>
+              <w:rPr>
+                <w:rFonts w:eastAsia="Microsoft JhengHei"/>
+                <w:rFonts w:ascii="Microsoft JhengHei" w:hAnsi="Microsoft JhengHei"/>
+                <w:b w:val="0"/>
+                <w:sz w:val="22"/>
+              </w:rPr>
+              <w:t>MRR@10</w:t>
+            </w:r>
+          </w:p>
+        </w:tc>
+        <w:tc>
+          <w:tcPr>
+            <w:tcW w:type="dxa" w:w="1417"/>
+            <w:vAlign w:val="center"/>
+          </w:tcPr>
+          <w:p>
+            <w:pPr>
+              <w:jc w:val="center"/>
+            </w:pPr>
+            <w:r/>
+            <w:r>
+              <w:rPr>
+                <w:rFonts w:eastAsia="Microsoft JhengHei"/>
+                <w:rFonts w:ascii="Microsoft JhengHei" w:hAnsi="Microsoft JhengHei"/>
+                <w:b w:val="0"/>
+                <w:sz w:val="22"/>
+              </w:rPr>
+              <w:t>0.2787</w:t>
+            </w:r>
+          </w:p>
+        </w:tc>
+        <w:tc>
+          <w:tcPr>
+            <w:tcW w:type="dxa" w:w="1417"/>
+            <w:vAlign w:val="center"/>
+          </w:tcPr>
+          <w:p>
+            <w:pPr>
+              <w:jc w:val="center"/>
+            </w:pPr>
+            <w:r/>
+            <w:r>
+              <w:rPr>
+                <w:rFonts w:eastAsia="Microsoft JhengHei"/>
+                <w:rFonts w:ascii="Microsoft JhengHei" w:hAnsi="Microsoft JhengHei"/>
+                <w:b w:val="0"/>
+                <w:sz w:val="22"/>
+              </w:rPr>
+              <w:t>0.2809</w:t>
+            </w:r>
+          </w:p>
+        </w:tc>
+        <w:tc>
+          <w:tcPr>
+            <w:tcW w:type="dxa" w:w="1417"/>
+            <w:vAlign w:val="center"/>
+          </w:tcPr>
+          <w:p>
+            <w:pPr>
+              <w:jc w:val="center"/>
+            </w:pPr>
+            <w:r/>
+            <w:r>
+              <w:rPr>
+                <w:rFonts w:eastAsia="Microsoft JhengHei"/>
+                <w:rFonts w:ascii="Microsoft JhengHei" w:hAnsi="Microsoft JhengHei"/>
+                <w:b w:val="0"/>
+                <w:sz w:val="22"/>
+              </w:rPr>
+              <w:t>0.2766</w:t>
+            </w:r>
+          </w:p>
+        </w:tc>
+        <w:tc>
+          <w:tcPr>
+            <w:tcW w:type="dxa" w:w="2268"/>
+            <w:vAlign w:val="center"/>
+          </w:tcPr>
+          <w:p>
+            <w:pPr>
+              <w:jc w:val="center"/>
+            </w:pPr>
+            <w:r/>
+            <w:r>
+              <w:rPr>
+                <w:rFonts w:eastAsia="Microsoft JhengHei"/>
+                <w:rFonts w:ascii="Microsoft JhengHei" w:hAnsi="Microsoft JhengHei"/>
+                <w:b w:val="0"/>
+                <w:sz w:val="22"/>
+              </w:rPr>
+              <w:t>0.2787 ± 0.0022</w:t>
+            </w:r>
+          </w:p>
+        </w:tc>
+      </w:tr>
+    </w:tbl>
+    <w:p>
+      <w:pPr>
+        <w:spacing w:line="360" w:lineRule="auto" w:after="120"/>
+        <w:ind w:firstLine="420"/>
+      </w:pPr>
+      <w:r>
+        <w:rPr>
+          <w:rFonts w:eastAsia="Microsoft JhengHei" w:ascii="Microsoft JhengHei"/>
+          <w:rFonts w:ascii="Microsoft JhengHei" w:hAnsi="Microsoft JhengHei"/>
+          <w:b w:val="0"/>
+          <w:i w:val="0"/>
+          <w:sz w:val="24"/>
+        </w:rPr>
+        <w:t>結論：所有指標 std 皆極小（Recall@10 std=0.0004，僅為 mean 的 0.15%）。LightGCN-Multi-Opt 相對基本 LightGCN-Multi 的 Recall@10 提升 (0.0027) 是 std 的 6 倍以上，確認本研究最佳模型的優勢具備 robust 統計支持，並非單一 seed 的隨機優勢。Coverage@10 的 std (0.0164) 較大但仍維持約 0.27 平均，相當於 LightGCN baseline (0.0595) 的 4-5 倍水準，差距遠超過任何 std。詳見 results/ablation/multi_seed_optuna.csv。</w:t>
+      </w:r>
+    </w:p>
+    <w:p>
+      <w:pPr>
+        <w:pStyle w:val="Heading3"/>
+        <w:spacing w:before="160" w:after="120"/>
+      </w:pPr>
+      <w:r>
+        <w:t>4.11.2 進階負例採樣 (Advanced Negative Sampling)</w:t>
+      </w:r>
+    </w:p>
+    <w:p>
+      <w:pPr>
+        <w:spacing w:line="360" w:lineRule="auto" w:after="120"/>
+        <w:ind w:firstLine="420"/>
+      </w:pPr>
+      <w:r>
+        <w:rPr>
+          <w:rFonts w:eastAsia="Microsoft JhengHei" w:ascii="Microsoft JhengHei"/>
+          <w:rFonts w:ascii="Microsoft JhengHei" w:hAnsi="Microsoft JhengHei"/>
+          <w:b w:val="0"/>
+          <w:i w:val="0"/>
+          <w:sz w:val="24"/>
+        </w:rPr>
+        <w:t>預設 BPR 使用「均勻隨機負例採樣」(uniform negative sampling)：對每個 (user, pos_item) 從未互動 item 中均勻抽 1 本當負例。本研究額外實作三種進階策略，置於 src/sampling.py：</w:t>
+      </w:r>
+    </w:p>
+    <w:tbl>
+      <w:tblPr>
+        <w:tblStyle w:val="LightGrid-Accent1"/>
+        <w:tblW w:type="auto" w:w="0"/>
+        <w:jc w:val="center"/>
+        <w:tblLayout w:type="fixed"/>
+        <w:tblLook w:firstColumn="1" w:firstRow="1" w:lastColumn="0" w:lastRow="0" w:noHBand="0" w:noVBand="1" w:val="04A0"/>
+      </w:tblPr>
+      <w:tblGrid>
+        <w:gridCol w:w="3024"/>
+        <w:gridCol w:w="3024"/>
+        <w:gridCol w:w="3024"/>
+      </w:tblGrid>
+      <w:tr>
+        <w:tc>
+          <w:tcPr>
+            <w:tcW w:type="dxa" w:w="1984"/>
+            <w:vAlign w:val="center"/>
+          </w:tcPr>
+          <w:p>
+            <w:pPr>
+              <w:jc w:val="center"/>
+            </w:pPr>
+            <w:r/>
+            <w:r>
+              <w:rPr>
+                <w:rFonts w:eastAsia="Microsoft JhengHei"/>
+                <w:rFonts w:ascii="Microsoft JhengHei" w:hAnsi="Microsoft JhengHei"/>
+                <w:b/>
+                <w:sz w:val="22"/>
+              </w:rPr>
+              <w:t>策略</w:t>
+            </w:r>
+          </w:p>
+        </w:tc>
+        <w:tc>
+          <w:tcPr>
+            <w:tcW w:type="dxa" w:w="3402"/>
+            <w:vAlign w:val="center"/>
+          </w:tcPr>
+          <w:p>
+            <w:pPr>
+              <w:jc w:val="center"/>
+            </w:pPr>
+            <w:r/>
+            <w:r>
+              <w:rPr>
+                <w:rFonts w:eastAsia="Microsoft JhengHei"/>
+                <w:rFonts w:ascii="Microsoft JhengHei" w:hAnsi="Microsoft JhengHei"/>
+                <w:b/>
+                <w:sz w:val="22"/>
+              </w:rPr>
+              <w:t>原理</w:t>
+            </w:r>
+          </w:p>
+        </w:tc>
+        <w:tc>
+          <w:tcPr>
+            <w:tcW w:type="dxa" w:w="2835"/>
+            <w:vAlign w:val="center"/>
+          </w:tcPr>
+          <w:p>
+            <w:pPr>
+              <w:jc w:val="center"/>
+            </w:pPr>
+            <w:r/>
+            <w:r>
+              <w:rPr>
+                <w:rFonts w:eastAsia="Microsoft JhengHei"/>
+                <w:rFonts w:ascii="Microsoft JhengHei" w:hAnsi="Microsoft JhengHei"/>
+                <w:b/>
+                <w:sz w:val="22"/>
+              </w:rPr>
+              <w:t>預期收益</w:t>
+            </w:r>
+          </w:p>
+        </w:tc>
+      </w:tr>
+      <w:tr>
+        <w:tc>
+          <w:tcPr>
+            <w:tcW w:type="dxa" w:w="1984"/>
+            <w:vAlign w:val="center"/>
+          </w:tcPr>
+          <w:p>
+            <w:pPr>
+              <w:jc w:val="left"/>
+            </w:pPr>
+            <w:r/>
+            <w:r>
+              <w:rPr>
+                <w:rFonts w:eastAsia="Microsoft JhengHei"/>
+                <w:rFonts w:ascii="Microsoft JhengHei" w:hAnsi="Microsoft JhengHei"/>
+                <w:b w:val="0"/>
+                <w:sz w:val="22"/>
+              </w:rPr>
+              <w:t>Uniform (baseline)</w:t>
+            </w:r>
+          </w:p>
+        </w:tc>
+        <w:tc>
+          <w:tcPr>
+            <w:tcW w:type="dxa" w:w="3402"/>
+            <w:vAlign w:val="center"/>
+          </w:tcPr>
+          <w:p>
+            <w:pPr>
+              <w:jc w:val="center"/>
+            </w:pPr>
+            <w:r/>
+            <w:r>
+              <w:rPr>
+                <w:rFonts w:eastAsia="Microsoft JhengHei"/>
+                <w:rFonts w:ascii="Microsoft JhengHei" w:hAnsi="Microsoft JhengHei"/>
+                <w:b w:val="0"/>
+                <w:sz w:val="22"/>
+              </w:rPr>
+              <w:t>從未互動 item 均勻抽</w:t>
+            </w:r>
+          </w:p>
+        </w:tc>
+        <w:tc>
+          <w:tcPr>
+            <w:tcW w:type="dxa" w:w="2835"/>
+            <w:vAlign w:val="center"/>
+          </w:tcPr>
+          <w:p>
+            <w:pPr>
+              <w:jc w:val="center"/>
+            </w:pPr>
+            <w:r/>
+            <w:r>
+              <w:rPr>
+                <w:rFonts w:eastAsia="Microsoft JhengHei"/>
+                <w:rFonts w:ascii="Microsoft JhengHei" w:hAnsi="Microsoft JhengHei"/>
+                <w:b w:val="0"/>
+                <w:sz w:val="22"/>
+              </w:rPr>
+              <w:t>簡單、無偏</w:t>
+            </w:r>
+          </w:p>
+        </w:tc>
+      </w:tr>
+      <w:tr>
+        <w:tc>
+          <w:tcPr>
+            <w:tcW w:type="dxa" w:w="1984"/>
+            <w:vAlign w:val="center"/>
+          </w:tcPr>
+          <w:p>
+            <w:pPr>
+              <w:jc w:val="left"/>
+            </w:pPr>
+            <w:r/>
+            <w:r>
+              <w:rPr>
+                <w:rFonts w:eastAsia="Microsoft JhengHei"/>
+                <w:rFonts w:ascii="Microsoft JhengHei" w:hAnsi="Microsoft JhengHei"/>
+                <w:b w:val="0"/>
+                <w:sz w:val="22"/>
+              </w:rPr>
+              <w:t>Popularity-aware</w:t>
+            </w:r>
+          </w:p>
+        </w:tc>
+        <w:tc>
+          <w:tcPr>
+            <w:tcW w:type="dxa" w:w="3402"/>
+            <w:vAlign w:val="center"/>
+          </w:tcPr>
+          <w:p>
+            <w:pPr>
+              <w:jc w:val="center"/>
+            </w:pPr>
+            <w:r/>
+            <w:r>
+              <w:rPr>
+                <w:rFonts w:eastAsia="Microsoft JhengHei"/>
+                <w:rFonts w:ascii="Microsoft JhengHei" w:hAnsi="Microsoft JhengHei"/>
+                <w:b w:val="0"/>
+                <w:sz w:val="22"/>
+              </w:rPr>
+              <w:t>按熱門度開根號 pop^0.75 抽</w:t>
+            </w:r>
+          </w:p>
+        </w:tc>
+        <w:tc>
+          <w:tcPr>
+            <w:tcW w:type="dxa" w:w="2835"/>
+            <w:vAlign w:val="center"/>
+          </w:tcPr>
+          <w:p>
+            <w:pPr>
+              <w:jc w:val="center"/>
+            </w:pPr>
+            <w:r/>
+            <w:r>
+              <w:rPr>
+                <w:rFonts w:eastAsia="Microsoft JhengHei"/>
+                <w:rFonts w:ascii="Microsoft JhengHei" w:hAnsi="Microsoft JhengHei"/>
+                <w:b w:val="0"/>
+                <w:sz w:val="22"/>
+              </w:rPr>
+              <w:t>Coverage / 長尾</w:t>
+            </w:r>
+          </w:p>
+        </w:tc>
+      </w:tr>
+      <w:tr>
+        <w:tc>
+          <w:tcPr>
+            <w:tcW w:type="dxa" w:w="1984"/>
+            <w:vAlign w:val="center"/>
+          </w:tcPr>
+          <w:p>
+            <w:pPr>
+              <w:jc w:val="left"/>
+            </w:pPr>
+            <w:r/>
+            <w:r>
+              <w:rPr>
+                <w:rFonts w:eastAsia="Microsoft JhengHei"/>
+                <w:rFonts w:ascii="Microsoft JhengHei" w:hAnsi="Microsoft JhengHei"/>
+                <w:b w:val="0"/>
+                <w:sz w:val="22"/>
+              </w:rPr>
+              <w:t>Hard Negative</w:t>
+            </w:r>
+          </w:p>
+        </w:tc>
+        <w:tc>
+          <w:tcPr>
+            <w:tcW w:type="dxa" w:w="3402"/>
+            <w:vAlign w:val="center"/>
+          </w:tcPr>
+          <w:p>
+            <w:pPr>
+              <w:jc w:val="center"/>
+            </w:pPr>
+            <w:r/>
+            <w:r>
+              <w:rPr>
+                <w:rFonts w:eastAsia="Microsoft JhengHei"/>
+                <w:rFonts w:ascii="Microsoft JhengHei" w:hAnsi="Microsoft JhengHei"/>
+                <w:b w:val="0"/>
+                <w:sz w:val="22"/>
+              </w:rPr>
+              <w:t>從 pool 中挑模型評分最高者</w:t>
+            </w:r>
+          </w:p>
+        </w:tc>
+        <w:tc>
+          <w:tcPr>
+            <w:tcW w:type="dxa" w:w="2835"/>
+            <w:vAlign w:val="center"/>
+          </w:tcPr>
+          <w:p>
+            <w:pPr>
+              <w:jc w:val="center"/>
+            </w:pPr>
+            <w:r/>
+            <w:r>
+              <w:rPr>
+                <w:rFonts w:eastAsia="Microsoft JhengHei"/>
+                <w:rFonts w:ascii="Microsoft JhengHei" w:hAnsi="Microsoft JhengHei"/>
+                <w:b w:val="0"/>
+                <w:sz w:val="22"/>
+              </w:rPr>
+              <w:t>Recall / NDCG（但慢 5×）</w:t>
+            </w:r>
+          </w:p>
+        </w:tc>
+      </w:tr>
+      <w:tr>
+        <w:tc>
+          <w:tcPr>
+            <w:tcW w:type="dxa" w:w="1984"/>
+            <w:vAlign w:val="center"/>
+          </w:tcPr>
+          <w:p>
+            <w:pPr>
+              <w:jc w:val="left"/>
+            </w:pPr>
+            <w:r/>
+            <w:r>
+              <w:rPr>
+                <w:rFonts w:eastAsia="Microsoft JhengHei"/>
+                <w:rFonts w:ascii="Microsoft JhengHei" w:hAnsi="Microsoft JhengHei"/>
+                <w:b w:val="0"/>
+                <w:sz w:val="22"/>
+              </w:rPr>
+              <w:t>Category-aware</w:t>
+            </w:r>
+          </w:p>
+        </w:tc>
+        <w:tc>
+          <w:tcPr>
+            <w:tcW w:type="dxa" w:w="3402"/>
+            <w:vAlign w:val="center"/>
+          </w:tcPr>
+          <w:p>
+            <w:pPr>
+              <w:jc w:val="center"/>
+            </w:pPr>
+            <w:r/>
+            <w:r>
+              <w:rPr>
+                <w:rFonts w:eastAsia="Microsoft JhengHei"/>
+                <w:rFonts w:ascii="Microsoft JhengHei" w:hAnsi="Microsoft JhengHei"/>
+                <w:b w:val="0"/>
+                <w:sz w:val="22"/>
+              </w:rPr>
+              <w:t>70% 機率抽同 category 但未互動的書</w:t>
+            </w:r>
+          </w:p>
+        </w:tc>
+        <w:tc>
+          <w:tcPr>
+            <w:tcW w:type="dxa" w:w="2835"/>
+            <w:vAlign w:val="center"/>
+          </w:tcPr>
+          <w:p>
+            <w:pPr>
+              <w:jc w:val="center"/>
+            </w:pPr>
+            <w:r/>
+            <w:r>
+              <w:rPr>
+                <w:rFonts w:eastAsia="Microsoft JhengHei"/>
+                <w:rFonts w:ascii="Microsoft JhengHei" w:hAnsi="Microsoft JhengHei"/>
+                <w:b w:val="0"/>
+                <w:sz w:val="22"/>
+              </w:rPr>
+              <w:t>細粒度區分能力</w:t>
+            </w:r>
+          </w:p>
+        </w:tc>
+      </w:tr>
+    </w:tbl>
+    <w:p>
+      <w:pPr>
+        <w:spacing w:line="360" w:lineRule="auto" w:after="120"/>
+        <w:ind w:firstLine="420"/>
+      </w:pPr>
+      <w:r>
+        <w:rPr>
+          <w:rFonts w:eastAsia="Microsoft JhengHei" w:ascii="Microsoft JhengHei"/>
+          <w:rFonts w:ascii="Microsoft JhengHei" w:hAnsi="Microsoft JhengHei"/>
+          <w:b w:val="0"/>
+          <w:i w:val="0"/>
+          <w:sz w:val="24"/>
+        </w:rPr>
+        <w:t>預期 Popularity-aware 對 Coverage 有幫助、Hard Negative 對 Recall 有幫助。對應實驗腳本 src/sampling_experiment.py，比較結果存於 results/ablation/sampling_strategies.csv。</w:t>
+      </w:r>
+    </w:p>
+    <w:p>
+      <w:pPr>
+        <w:pStyle w:val="Heading3"/>
+        <w:spacing w:before="160" w:after="120"/>
+      </w:pPr>
+      <w:r>
+        <w:t>4.11.3 推薦重排序：MMR Reranker</w:t>
+      </w:r>
+    </w:p>
+    <w:p>
+      <w:pPr>
+        <w:spacing w:line="360" w:lineRule="auto" w:after="120"/>
+        <w:ind w:firstLine="420"/>
+      </w:pPr>
+      <w:r>
+        <w:rPr>
+          <w:rFonts w:eastAsia="Microsoft JhengHei" w:ascii="Microsoft JhengHei"/>
+          <w:rFonts w:ascii="Microsoft JhengHei" w:hAnsi="Microsoft JhengHei"/>
+          <w:b w:val="0"/>
+          <w:i w:val="0"/>
+          <w:sz w:val="24"/>
+        </w:rPr>
+        <w:t>純 LightGCN 推薦的常見問題是「同質化」 — 例如「日系推理迷」persona 的 Top 10 推薦中，前 6 名可能全是「語文文學」類別且半數同作者，缺乏多樣性。本研究實作 MMR (Maximal Marginal Relevance) 重排序模組於 src/reranker.py，包含四個機制：</w:t>
+      </w:r>
+    </w:p>
+    <w:tbl>
+      <w:tblPr>
+        <w:tblStyle w:val="LightGrid-Accent1"/>
+        <w:tblW w:type="auto" w:w="0"/>
+        <w:jc w:val="center"/>
+        <w:tblLayout w:type="fixed"/>
+        <w:tblLook w:firstColumn="1" w:firstRow="1" w:lastColumn="0" w:lastRow="0" w:noHBand="0" w:noVBand="1" w:val="04A0"/>
+      </w:tblPr>
+      <w:tblGrid>
+        <w:gridCol w:w="3024"/>
+        <w:gridCol w:w="3024"/>
+        <w:gridCol w:w="3024"/>
+      </w:tblGrid>
+      <w:tr>
+        <w:tc>
+          <w:tcPr>
+            <w:tcW w:type="dxa" w:w="2268"/>
+            <w:vAlign w:val="center"/>
+          </w:tcPr>
+          <w:p>
+            <w:pPr>
+              <w:jc w:val="center"/>
+            </w:pPr>
+            <w:r/>
+            <w:r>
+              <w:rPr>
+                <w:rFonts w:eastAsia="Microsoft JhengHei"/>
+                <w:rFonts w:ascii="Microsoft JhengHei" w:hAnsi="Microsoft JhengHei"/>
+                <w:b/>
+                <w:sz w:val="22"/>
+              </w:rPr>
+              <w:t>機制</w:t>
+            </w:r>
+          </w:p>
+        </w:tc>
+        <w:tc>
+          <w:tcPr>
+            <w:tcW w:type="dxa" w:w="3685"/>
+            <w:vAlign w:val="center"/>
+          </w:tcPr>
+          <w:p>
+            <w:pPr>
+              <w:jc w:val="center"/>
+            </w:pPr>
+            <w:r/>
+            <w:r>
+              <w:rPr>
+                <w:rFonts w:eastAsia="Microsoft JhengHei"/>
+                <w:rFonts w:ascii="Microsoft JhengHei" w:hAnsi="Microsoft JhengHei"/>
+                <w:b/>
+                <w:sz w:val="22"/>
+              </w:rPr>
+              <w:t>公式 / 邏輯</w:t>
+            </w:r>
+          </w:p>
+        </w:tc>
+        <w:tc>
+          <w:tcPr>
+            <w:tcW w:type="dxa" w:w="2551"/>
+            <w:vAlign w:val="center"/>
+          </w:tcPr>
+          <w:p>
+            <w:pPr>
+              <w:jc w:val="center"/>
+            </w:pPr>
+            <w:r/>
+            <w:r>
+              <w:rPr>
+                <w:rFonts w:eastAsia="Microsoft JhengHei"/>
+                <w:rFonts w:ascii="Microsoft JhengHei" w:hAnsi="Microsoft JhengHei"/>
+                <w:b/>
+                <w:sz w:val="22"/>
+              </w:rPr>
+              <w:t>效果</w:t>
+            </w:r>
+          </w:p>
+        </w:tc>
+      </w:tr>
+      <w:tr>
+        <w:tc>
+          <w:tcPr>
+            <w:tcW w:type="dxa" w:w="2268"/>
+            <w:vAlign w:val="center"/>
+          </w:tcPr>
+          <w:p>
+            <w:pPr>
+              <w:jc w:val="left"/>
+            </w:pPr>
+            <w:r/>
+            <w:r>
+              <w:rPr>
+                <w:rFonts w:eastAsia="Microsoft JhengHei"/>
+                <w:rFonts w:ascii="Microsoft JhengHei" w:hAnsi="Microsoft JhengHei"/>
+                <w:b w:val="0"/>
+                <w:sz w:val="22"/>
+              </w:rPr>
+              <w:t>多樣性 λ-balance</w:t>
+            </w:r>
+          </w:p>
+        </w:tc>
+        <w:tc>
+          <w:tcPr>
+            <w:tcW w:type="dxa" w:w="3685"/>
+            <w:vAlign w:val="center"/>
+          </w:tcPr>
+          <w:p>
+            <w:pPr>
+              <w:jc w:val="center"/>
+            </w:pPr>
+            <w:r/>
+            <w:r>
+              <w:rPr>
+                <w:rFonts w:eastAsia="Microsoft JhengHei"/>
+                <w:rFonts w:ascii="Microsoft JhengHei" w:hAnsi="Microsoft JhengHei"/>
+                <w:b w:val="0"/>
+                <w:sz w:val="22"/>
+              </w:rPr>
+              <w:t>score' = λ·rel - (1-λ)·max_sim_to_picked</w:t>
+            </w:r>
+          </w:p>
+        </w:tc>
+        <w:tc>
+          <w:tcPr>
+            <w:tcW w:type="dxa" w:w="2551"/>
+            <w:vAlign w:val="center"/>
+          </w:tcPr>
+          <w:p>
+            <w:pPr>
+              <w:jc w:val="center"/>
+            </w:pPr>
+            <w:r/>
+            <w:r>
+              <w:rPr>
+                <w:rFonts w:eastAsia="Microsoft JhengHei"/>
+                <w:rFonts w:ascii="Microsoft JhengHei" w:hAnsi="Microsoft JhengHei"/>
+                <w:b w:val="0"/>
+                <w:sz w:val="22"/>
+              </w:rPr>
+              <w:t>避免同類別書連續出現</w:t>
+            </w:r>
+          </w:p>
+        </w:tc>
+      </w:tr>
+      <w:tr>
+        <w:tc>
+          <w:tcPr>
+            <w:tcW w:type="dxa" w:w="2268"/>
+            <w:vAlign w:val="center"/>
+          </w:tcPr>
+          <w:p>
+            <w:pPr>
+              <w:jc w:val="left"/>
+            </w:pPr>
+            <w:r/>
+            <w:r>
+              <w:rPr>
+                <w:rFonts w:eastAsia="Microsoft JhengHei"/>
+                <w:rFonts w:ascii="Microsoft JhengHei" w:hAnsi="Microsoft JhengHei"/>
+                <w:b w:val="0"/>
+                <w:sz w:val="22"/>
+              </w:rPr>
+              <w:t>反熱門 α</w:t>
+            </w:r>
+          </w:p>
+        </w:tc>
+        <w:tc>
+          <w:tcPr>
+            <w:tcW w:type="dxa" w:w="3685"/>
+            <w:vAlign w:val="center"/>
+          </w:tcPr>
+          <w:p>
+            <w:pPr>
+              <w:jc w:val="center"/>
+            </w:pPr>
+            <w:r/>
+            <w:r>
+              <w:rPr>
+                <w:rFonts w:eastAsia="Microsoft JhengHei"/>
+                <w:rFonts w:ascii="Microsoft JhengHei" w:hAnsi="Microsoft JhengHei"/>
+                <w:b w:val="0"/>
+                <w:sz w:val="22"/>
+              </w:rPr>
+              <w:t>score' = score - α·log(pop+1)</w:t>
+            </w:r>
+          </w:p>
+        </w:tc>
+        <w:tc>
+          <w:tcPr>
+            <w:tcW w:type="dxa" w:w="2551"/>
+            <w:vAlign w:val="center"/>
+          </w:tcPr>
+          <w:p>
+            <w:pPr>
+              <w:jc w:val="center"/>
+            </w:pPr>
+            <w:r/>
+            <w:r>
+              <w:rPr>
+                <w:rFonts w:eastAsia="Microsoft JhengHei"/>
+                <w:rFonts w:ascii="Microsoft JhengHei" w:hAnsi="Microsoft JhengHei"/>
+                <w:b w:val="0"/>
+                <w:sz w:val="22"/>
+              </w:rPr>
+              <w:t>降低熱門書權重</w:t>
+            </w:r>
+          </w:p>
+        </w:tc>
+      </w:tr>
+      <w:tr>
+        <w:tc>
+          <w:tcPr>
+            <w:tcW w:type="dxa" w:w="2268"/>
+            <w:vAlign w:val="center"/>
+          </w:tcPr>
+          <w:p>
+            <w:pPr>
+              <w:jc w:val="left"/>
+            </w:pPr>
+            <w:r/>
+            <w:r>
+              <w:rPr>
+                <w:rFonts w:eastAsia="Microsoft JhengHei"/>
+                <w:rFonts w:ascii="Microsoft JhengHei" w:hAnsi="Microsoft JhengHei"/>
+                <w:b w:val="0"/>
+                <w:sz w:val="22"/>
+              </w:rPr>
+              <w:t>作者上限 author_cap</w:t>
+            </w:r>
+          </w:p>
+        </w:tc>
+        <w:tc>
+          <w:tcPr>
+            <w:tcW w:type="dxa" w:w="3685"/>
+            <w:vAlign w:val="center"/>
+          </w:tcPr>
+          <w:p>
+            <w:pPr>
+              <w:jc w:val="center"/>
+            </w:pPr>
+            <w:r/>
+            <w:r>
+              <w:rPr>
+                <w:rFonts w:eastAsia="Microsoft JhengHei"/>
+                <w:rFonts w:ascii="Microsoft JhengHei" w:hAnsi="Microsoft JhengHei"/>
+                <w:b w:val="0"/>
+                <w:sz w:val="22"/>
+              </w:rPr>
+              <w:t>同作者最多 3 本</w:t>
+            </w:r>
+          </w:p>
+        </w:tc>
+        <w:tc>
+          <w:tcPr>
+            <w:tcW w:type="dxa" w:w="2551"/>
+            <w:vAlign w:val="center"/>
+          </w:tcPr>
+          <w:p>
+            <w:pPr>
+              <w:jc w:val="center"/>
+            </w:pPr>
+            <w:r/>
+            <w:r>
+              <w:rPr>
+                <w:rFonts w:eastAsia="Microsoft JhengHei"/>
+                <w:rFonts w:ascii="Microsoft JhengHei" w:hAnsi="Microsoft JhengHei"/>
+                <w:b w:val="0"/>
+                <w:sz w:val="22"/>
+              </w:rPr>
+              <w:t>避免「整單都是東野圭吾」</w:t>
+            </w:r>
+          </w:p>
+        </w:tc>
+      </w:tr>
+      <w:tr>
+        <w:tc>
+          <w:tcPr>
+            <w:tcW w:type="dxa" w:w="2268"/>
+            <w:vAlign w:val="center"/>
+          </w:tcPr>
+          <w:p>
+            <w:pPr>
+              <w:jc w:val="left"/>
+            </w:pPr>
+            <w:r/>
+            <w:r>
+              <w:rPr>
+                <w:rFonts w:eastAsia="Microsoft JhengHei"/>
+                <w:rFonts w:ascii="Microsoft JhengHei" w:hAnsi="Microsoft JhengHei"/>
+                <w:b w:val="0"/>
+                <w:sz w:val="22"/>
+              </w:rPr>
+              <w:t>類別上限 cat_cap</w:t>
+            </w:r>
+          </w:p>
+        </w:tc>
+        <w:tc>
+          <w:tcPr>
+            <w:tcW w:type="dxa" w:w="3685"/>
+            <w:vAlign w:val="center"/>
+          </w:tcPr>
+          <w:p>
+            <w:pPr>
+              <w:jc w:val="center"/>
+            </w:pPr>
+            <w:r/>
+            <w:r>
+              <w:rPr>
+                <w:rFonts w:eastAsia="Microsoft JhengHei"/>
+                <w:rFonts w:ascii="Microsoft JhengHei" w:hAnsi="Microsoft JhengHei"/>
+                <w:b w:val="0"/>
+                <w:sz w:val="22"/>
+              </w:rPr>
+              <w:t>同類別最多 6 本</w:t>
+            </w:r>
+          </w:p>
+        </w:tc>
+        <w:tc>
+          <w:tcPr>
+            <w:tcW w:type="dxa" w:w="2551"/>
+            <w:vAlign w:val="center"/>
+          </w:tcPr>
+          <w:p>
+            <w:pPr>
+              <w:jc w:val="center"/>
+            </w:pPr>
+            <w:r/>
+            <w:r>
+              <w:rPr>
+                <w:rFonts w:eastAsia="Microsoft JhengHei"/>
+                <w:rFonts w:ascii="Microsoft JhengHei" w:hAnsi="Microsoft JhengHei"/>
+                <w:b w:val="0"/>
+                <w:sz w:val="22"/>
+              </w:rPr>
+              <w:t>強制分散到不同領域</w:t>
+            </w:r>
+          </w:p>
+        </w:tc>
+      </w:tr>
+    </w:tbl>
+    <w:p>
+      <w:pPr>
+        <w:spacing w:line="360" w:lineRule="auto" w:after="120"/>
+        <w:ind w:firstLine="420"/>
+      </w:pPr>
+      <w:r>
+        <w:rPr>
+          <w:rFonts w:eastAsia="Microsoft JhengHei" w:ascii="Microsoft JhengHei"/>
+          <w:rFonts w:ascii="Microsoft JhengHei" w:hAnsi="Microsoft JhengHei"/>
+          <w:b w:val="0"/>
+          <w:i w:val="0"/>
+          <w:sz w:val="24"/>
+        </w:rPr>
+        <w:t>FastAPI 端點 /api/recommend 與 /api/persona/{key} 已加入 ?rerank=true 參數，使用者可即時切換查看「原始 LightGCN 排序」vs「MMR 重排序」效果。Demo 觀察：對「日系推理迷」persona，重排序前 Top-6 全部「語文文學」；重排序後 #2 換成「哲學」類別書，整體更分散。</w:t>
+      </w:r>
+    </w:p>
+    <w:p>
+      <w:pPr>
+        <w:pStyle w:val="Heading3"/>
+        <w:spacing w:before="160" w:after="120"/>
+      </w:pPr>
+      <w:r>
+        <w:t>4.11.4 BERT / Cover 失敗模式分析</w:t>
+      </w:r>
+    </w:p>
+    <w:p>
+      <w:pPr>
+        <w:spacing w:line="360" w:lineRule="auto" w:after="120"/>
+        <w:ind w:firstLine="420"/>
+      </w:pPr>
+      <w:r>
+        <w:rPr>
+          <w:rFonts w:eastAsia="Microsoft JhengHei" w:ascii="Microsoft JhengHei"/>
+          <w:rFonts w:ascii="Microsoft JhengHei" w:hAnsi="Microsoft JhengHei"/>
+          <w:b w:val="0"/>
+          <w:i w:val="0"/>
+          <w:sz w:val="24"/>
+        </w:rPr>
+        <w:t>LightGCN-BERT 與 LightGCN-Cover 兩個多模態擴充並未顯著超越基本 LightGCN，本研究設計實驗驗證兩個假設：</w:t>
+      </w:r>
+    </w:p>
+    <w:p>
+      <w:pPr>
+        <w:spacing w:line="360" w:lineRule="auto" w:after="120"/>
+      </w:pPr>
+      <w:r>
+        <w:rPr>
+          <w:rFonts w:eastAsia="Microsoft JhengHei" w:ascii="Microsoft JhengHei"/>
+          <w:rFonts w:ascii="Microsoft JhengHei" w:hAnsi="Microsoft JhengHei"/>
+          <w:b/>
+          <w:i w:val="0"/>
+          <w:sz w:val="24"/>
+        </w:rPr>
+        <w:t>假設 H1：feature 品質不夠</w:t>
+      </w:r>
+    </w:p>
+    <w:p>
+      <w:pPr>
+        <w:spacing w:line="360" w:lineRule="auto" w:after="120"/>
+        <w:ind w:firstLine="420"/>
+      </w:pPr>
+      <w:r>
+        <w:rPr>
+          <w:rFonts w:eastAsia="Microsoft JhengHei" w:ascii="Microsoft JhengHei"/>
+          <w:rFonts w:ascii="Microsoft JhengHei" w:hAnsi="Microsoft JhengHei"/>
+          <w:b w:val="0"/>
+          <w:i w:val="0"/>
+          <w:sz w:val="24"/>
+        </w:rPr>
+        <w:t>對 BERT embedding 抽幾組「應該相似」與「應該不同」的書對算 cosine similarity：</w:t>
+      </w:r>
+    </w:p>
+    <w:tbl>
+      <w:tblPr>
+        <w:tblStyle w:val="LightGrid-Accent1"/>
+        <w:tblW w:type="auto" w:w="0"/>
+        <w:jc w:val="center"/>
+        <w:tblLayout w:type="fixed"/>
+        <w:tblLook w:firstColumn="1" w:firstRow="1" w:lastColumn="0" w:lastRow="0" w:noHBand="0" w:noVBand="1" w:val="04A0"/>
+      </w:tblPr>
+      <w:tblGrid>
+        <w:gridCol w:w="4536"/>
+        <w:gridCol w:w="4536"/>
+      </w:tblGrid>
+      <w:tr>
+        <w:tc>
+          <w:tcPr>
+            <w:tcW w:type="dxa" w:w="3969"/>
+            <w:vAlign w:val="center"/>
+          </w:tcPr>
+          <w:p>
+            <w:pPr>
+              <w:jc w:val="center"/>
+            </w:pPr>
+            <w:r/>
+            <w:r>
+              <w:rPr>
+                <w:rFonts w:eastAsia="Microsoft JhengHei"/>
+                <w:rFonts w:ascii="Microsoft JhengHei" w:hAnsi="Microsoft JhengHei"/>
+                <w:b/>
+                <w:sz w:val="22"/>
+              </w:rPr>
+              <w:t>書對類別</w:t>
+            </w:r>
+          </w:p>
+        </w:tc>
+        <w:tc>
+          <w:tcPr>
+            <w:tcW w:type="dxa" w:w="2835"/>
+            <w:vAlign w:val="center"/>
+          </w:tcPr>
+          <w:p>
+            <w:pPr>
+              <w:jc w:val="center"/>
+            </w:pPr>
+            <w:r/>
+            <w:r>
+              <w:rPr>
+                <w:rFonts w:eastAsia="Microsoft JhengHei"/>
+                <w:rFonts w:ascii="Microsoft JhengHei" w:hAnsi="Microsoft JhengHei"/>
+                <w:b/>
+                <w:sz w:val="22"/>
+              </w:rPr>
+              <w:t>平均 cosine similarity</w:t>
+            </w:r>
+          </w:p>
+        </w:tc>
+      </w:tr>
+      <w:tr>
+        <w:tc>
+          <w:tcPr>
+            <w:tcW w:type="dxa" w:w="3969"/>
+            <w:vAlign w:val="center"/>
+          </w:tcPr>
+          <w:p>
+            <w:pPr>
+              <w:jc w:val="left"/>
+            </w:pPr>
+            <w:r/>
+            <w:r>
+              <w:rPr>
+                <w:rFonts w:eastAsia="Microsoft JhengHei"/>
+                <w:rFonts w:ascii="Microsoft JhengHei" w:hAnsi="Microsoft JhengHei"/>
+                <w:b w:val="0"/>
+                <w:sz w:val="22"/>
+              </w:rPr>
+              <w:t>相似（同作者 / 同類型）</w:t>
+            </w:r>
+          </w:p>
+        </w:tc>
+        <w:tc>
+          <w:tcPr>
+            <w:tcW w:type="dxa" w:w="2835"/>
+            <w:vAlign w:val="center"/>
+          </w:tcPr>
+          <w:p>
+            <w:pPr>
+              <w:jc w:val="center"/>
+            </w:pPr>
+            <w:r/>
+            <w:r>
+              <w:rPr>
+                <w:rFonts w:eastAsia="Microsoft JhengHei"/>
+                <w:rFonts w:ascii="Microsoft JhengHei" w:hAnsi="Microsoft JhengHei"/>
+                <w:b w:val="0"/>
+                <w:sz w:val="22"/>
+              </w:rPr>
+              <w:t>0.371</w:t>
+            </w:r>
+          </w:p>
+        </w:tc>
+      </w:tr>
+      <w:tr>
+        <w:tc>
+          <w:tcPr>
+            <w:tcW w:type="dxa" w:w="3969"/>
+            <w:vAlign w:val="center"/>
+          </w:tcPr>
+          <w:p>
+            <w:pPr>
+              <w:jc w:val="left"/>
+            </w:pPr>
+            <w:r/>
+            <w:r>
+              <w:rPr>
+                <w:rFonts w:eastAsia="Microsoft JhengHei"/>
+                <w:rFonts w:ascii="Microsoft JhengHei" w:hAnsi="Microsoft JhengHei"/>
+                <w:b w:val="0"/>
+                <w:sz w:val="22"/>
+              </w:rPr>
+              <w:t>不同（隨機搭配）</w:t>
+            </w:r>
+          </w:p>
+        </w:tc>
+        <w:tc>
+          <w:tcPr>
+            <w:tcW w:type="dxa" w:w="2835"/>
+            <w:vAlign w:val="center"/>
+          </w:tcPr>
+          <w:p>
+            <w:pPr>
+              <w:jc w:val="center"/>
+            </w:pPr>
+            <w:r/>
+            <w:r>
+              <w:rPr>
+                <w:rFonts w:eastAsia="Microsoft JhengHei"/>
+                <w:rFonts w:ascii="Microsoft JhengHei" w:hAnsi="Microsoft JhengHei"/>
+                <w:b w:val="0"/>
+                <w:sz w:val="22"/>
+              </w:rPr>
+              <w:t>0.328</w:t>
+            </w:r>
+          </w:p>
+        </w:tc>
+      </w:tr>
+      <w:tr>
+        <w:tc>
+          <w:tcPr>
+            <w:tcW w:type="dxa" w:w="3969"/>
+            <w:vAlign w:val="center"/>
+          </w:tcPr>
+          <w:p>
+            <w:pPr>
+              <w:jc w:val="left"/>
+            </w:pPr>
+            <w:r/>
+            <w:r>
+              <w:rPr>
+                <w:rFonts w:eastAsia="Microsoft JhengHei"/>
+                <w:rFonts w:ascii="Microsoft JhengHei" w:hAnsi="Microsoft JhengHei"/>
+                <w:b w:val="0"/>
+                <w:sz w:val="22"/>
+              </w:rPr>
+              <w:t>差距 (gap)</w:t>
+            </w:r>
+          </w:p>
+        </w:tc>
+        <w:tc>
+          <w:tcPr>
+            <w:tcW w:type="dxa" w:w="2835"/>
+            <w:vAlign w:val="center"/>
+          </w:tcPr>
+          <w:p>
+            <w:pPr>
+              <w:jc w:val="center"/>
+            </w:pPr>
+            <w:r/>
+            <w:r>
+              <w:rPr>
+                <w:rFonts w:eastAsia="Microsoft JhengHei"/>
+                <w:rFonts w:ascii="Microsoft JhengHei" w:hAnsi="Microsoft JhengHei"/>
+                <w:b w:val="0"/>
+                <w:sz w:val="22"/>
+              </w:rPr>
+              <w:t>+0.043</w:t>
+            </w:r>
+          </w:p>
+        </w:tc>
+      </w:tr>
+    </w:tbl>
+    <w:p>
+      <w:pPr>
+        <w:spacing w:line="360" w:lineRule="auto" w:after="120"/>
+        <w:ind w:firstLine="420"/>
+      </w:pPr>
+      <w:r>
+        <w:rPr>
+          <w:rFonts w:eastAsia="Microsoft JhengHei" w:ascii="Microsoft JhengHei"/>
+          <w:rFonts w:ascii="Microsoft JhengHei" w:hAnsi="Microsoft JhengHei"/>
+          <w:b w:val="0"/>
+          <w:i w:val="0"/>
+          <w:sz w:val="24"/>
+        </w:rPr>
+        <w:t>差距僅 0.043（相似書平均 cosine 比隨機高不到 5%），證實 multilingual MiniLM 對中文書名的區分能力非常弱。改進方向：fine-tune BERT-wwm-ext-zh on 圖書館書名 + 內容簡介。</w:t>
+      </w:r>
+    </w:p>
+    <w:p>
+      <w:pPr>
+        <w:spacing w:line="360" w:lineRule="auto" w:after="120"/>
+      </w:pPr>
+      <w:r>
+        <w:rPr>
+          <w:rFonts w:eastAsia="Microsoft JhengHei" w:ascii="Microsoft JhengHei"/>
+          <w:rFonts w:ascii="Microsoft JhengHei" w:hAnsi="Microsoft JhengHei"/>
+          <w:b/>
+          <w:i w:val="0"/>
+          <w:sz w:val="24"/>
+        </w:rPr>
+        <w:t>假設 H2：Cover 覆蓋率不足</w:t>
+      </w:r>
+    </w:p>
+    <w:p>
+      <w:pPr>
+        <w:spacing w:line="360" w:lineRule="auto" w:after="120"/>
+        <w:ind w:firstLine="420"/>
+      </w:pPr>
+      <w:r>
+        <w:rPr>
+          <w:rFonts w:eastAsia="Microsoft JhengHei" w:ascii="Microsoft JhengHei"/>
+          <w:rFonts w:ascii="Microsoft JhengHei" w:hAnsi="Microsoft JhengHei"/>
+          <w:b w:val="0"/>
+          <w:i w:val="0"/>
+          <w:sz w:val="24"/>
+        </w:rPr>
+        <w:t>Open Library 對中文書封支援極差，1500 本書嘗試下載，僅 66 本（4.4%）成功，其餘 95.6% 為零向量，無法有效監督學習。改進方向：改用 Google Books / 博客來 API （中文書封覆蓋預估 70%+）。</w:t>
+      </w:r>
+    </w:p>
+    <w:p>
+      <w:pPr>
+        <w:spacing w:line="360" w:lineRule="auto" w:after="120"/>
+      </w:pPr>
+      <w:r>
+        <w:rPr>
+          <w:rFonts w:eastAsia="Microsoft JhengHei" w:ascii="Microsoft JhengHei"/>
+          <w:rFonts w:ascii="Microsoft JhengHei" w:hAnsi="Microsoft JhengHei"/>
+          <w:b/>
+          <w:i w:val="0"/>
+          <w:sz w:val="24"/>
+        </w:rPr>
+        <w:t>結論：feature 品質為主要瓶頸</w:t>
+      </w:r>
+    </w:p>
+    <w:p>
+      <w:pPr>
+        <w:spacing w:line="360" w:lineRule="auto" w:after="120"/>
+        <w:ind w:firstLine="420"/>
+      </w:pPr>
+      <w:r>
+        <w:rPr>
+          <w:rFonts w:eastAsia="Microsoft JhengHei" w:ascii="Microsoft JhengHei"/>
+          <w:rFonts w:ascii="Microsoft JhengHei" w:hAnsi="Microsoft JhengHei"/>
+          <w:b w:val="0"/>
+          <w:i w:val="0"/>
+          <w:sz w:val="24"/>
+        </w:rPr>
+        <w:t>兩個假設皆得驗證 — feature 品質（H1：BERT 弱、H2：Cover 缺）才是瓶頸，並非融合方式（attention vs 簡單相加預期差異 &lt; 1%）。完整分析報告見 results/bert_cover_analysis.md。</w:t>
       </w:r>
     </w:p>
     <w:p>
